--- a/common/записка.docx
+++ b/common/записка.docx
@@ -1,6 +1,6 @@
 
 <file path=word/document.xml><?xml version="1.0" encoding="utf-8"?>
-<w:document xmlns:wpc="http://schemas.microsoft.com/office/word/2010/wordprocessingCanvas" xmlns:cx="http://schemas.microsoft.com/office/drawing/2014/chartex" xmlns:cx1="http://schemas.microsoft.com/office/drawing/2015/9/8/chartex" xmlns:cx2="http://schemas.microsoft.com/office/drawing/2015/10/21/chartex" xmlns:cx3="http://schemas.microsoft.com/office/drawing/2016/5/9/chartex" xmlns:cx4="http://schemas.microsoft.com/office/drawing/2016/5/10/chartex" xmlns:cx5="http://schemas.microsoft.com/office/drawing/2016/5/11/chartex" xmlns:cx6="http://schemas.microsoft.com/office/drawing/2016/5/12/chartex" xmlns:cx7="http://schemas.microsoft.com/office/drawing/2016/5/13/chartex" xmlns:cx8="http://schemas.microsoft.com/office/drawing/2016/5/14/chartex" xmlns:mc="http://schemas.openxmlformats.org/markup-compatibility/2006" xmlns:aink="http://schemas.microsoft.com/office/drawing/2016/ink" xmlns:am3d="http://schemas.microsoft.com/office/drawing/2017/model3d" xmlns:o="urn:schemas-microsoft-com:office:office" xmlns:oel="http://schemas.microsoft.com/office/2019/extlst" xmlns:r="http://schemas.openxmlformats.org/officeDocument/2006/relationships" xmlns:m="http://schemas.openxmlformats.org/officeDocument/2006/math" xmlns:v="urn:schemas-microsoft-com:vml" xmlns:wp14="http://schemas.microsoft.com/office/word/2010/wordprocessingDrawing" xmlns:wp="http://schemas.openxmlformats.org/drawingml/2006/wordprocessingDrawing" xmlns:w10="urn:schemas-microsoft-com:office:word" xmlns:w="http://schemas.openxmlformats.org/wordprocessingml/2006/main" xmlns:w14="http://schemas.microsoft.com/office/word/2010/wordml" xmlns:w15="http://schemas.microsoft.com/office/word/2012/wordml" xmlns:w16cex="http://schemas.microsoft.com/office/word/2018/wordml/cex" xmlns:w16cid="http://schemas.microsoft.com/office/word/2016/wordml/cid" xmlns:w16="http://schemas.microsoft.com/office/word/2018/wordml" xmlns:w16du="http://schemas.microsoft.com/office/word/2023/wordml/word16du" xmlns:w16sdtdh="http://schemas.microsoft.com/office/word/2020/wordml/sdtdatahash" xmlns:w16se="http://schemas.microsoft.com/office/word/2015/wordml/symex" xmlns:wpg="http://schemas.microsoft.com/office/word/2010/wordprocessingGroup" xmlns:wpi="http://schemas.microsoft.com/office/word/2010/wordprocessingInk" xmlns:wne="http://schemas.microsoft.com/office/word/2006/wordml" xmlns:wps="http://schemas.microsoft.com/office/word/2010/wordprocessingShape" mc:Ignorable="w14 w15 w16se w16cid w16 w16cex w16sdtdh w16du wp14">
+<w:document xmlns:wpc="http://schemas.microsoft.com/office/word/2010/wordprocessingCanvas" xmlns:cx="http://schemas.microsoft.com/office/drawing/2014/chartex" xmlns:cx1="http://schemas.microsoft.com/office/drawing/2015/9/8/chartex" xmlns:cx2="http://schemas.microsoft.com/office/drawing/2015/10/21/chartex" xmlns:cx3="http://schemas.microsoft.com/office/drawing/2016/5/9/chartex" xmlns:cx4="http://schemas.microsoft.com/office/drawing/2016/5/10/chartex" xmlns:cx5="http://schemas.microsoft.com/office/drawing/2016/5/11/chartex" xmlns:cx6="http://schemas.microsoft.com/office/drawing/2016/5/12/chartex" xmlns:cx7="http://schemas.microsoft.com/office/drawing/2016/5/13/chartex" xmlns:cx8="http://schemas.microsoft.com/office/drawing/2016/5/14/chartex" xmlns:mc="http://schemas.openxmlformats.org/markup-compatibility/2006" xmlns:aink="http://schemas.microsoft.com/office/drawing/2016/ink" xmlns:am3d="http://schemas.microsoft.com/office/drawing/2017/model3d" xmlns:o="urn:schemas-microsoft-com:office:office" xmlns:oel="http://schemas.microsoft.com/office/2019/extlst" xmlns:r="http://schemas.openxmlformats.org/officeDocument/2006/relationships" xmlns:m="http://schemas.openxmlformats.org/officeDocument/2006/math" xmlns:v="urn:schemas-microsoft-com:vml" xmlns:wp14="http://schemas.microsoft.com/office/word/2010/wordprocessingDrawing" xmlns:wp="http://schemas.openxmlformats.org/drawingml/2006/wordprocessingDrawing" xmlns:w10="urn:schemas-microsoft-com:office:word" xmlns:w="http://schemas.openxmlformats.org/wordprocessingml/2006/main" xmlns:w14="http://schemas.microsoft.com/office/word/2010/wordml" xmlns:w15="http://schemas.microsoft.com/office/word/2012/wordml" xmlns:w16cex="http://schemas.microsoft.com/office/word/2018/wordml/cex" xmlns:w16cid="http://schemas.microsoft.com/office/word/2016/wordml/cid" xmlns:w16="http://schemas.microsoft.com/office/word/2018/wordml" xmlns:w16du="http://schemas.microsoft.com/office/word/2023/wordml/word16du" xmlns:w16sdtdh="http://schemas.microsoft.com/office/word/2020/wordml/sdtdatahash" xmlns:w16sdtfl="http://schemas.microsoft.com/office/word/2024/wordml/sdtformatlock" xmlns:w16se="http://schemas.microsoft.com/office/word/2015/wordml/symex" xmlns:wpg="http://schemas.microsoft.com/office/word/2010/wordprocessingGroup" xmlns:wpi="http://schemas.microsoft.com/office/word/2010/wordprocessingInk" xmlns:wne="http://schemas.microsoft.com/office/word/2006/wordml" xmlns:wps="http://schemas.microsoft.com/office/word/2010/wordprocessingShape" mc:Ignorable="w14 w15 w16se w16cid w16 w16cex w16sdtdh w16sdtfl w16du wp14">
   <w:body>
     <w:p>
       <w:pPr>
@@ -29,32 +29,55 @@
           <w:b/>
           <w:bCs/>
         </w:rPr>
-        <w:t>1. Введение</w:t>
-      </w:r>
-    </w:p>
-    <w:p>
-      <w:r>
-        <w:t>Данный проект представляет собой программное решение для создания и управления персональными голосовыми заметками на платформе «Яндекс Алиса». Основная цель работы — разработка удобного инструмента для фиксации мыслей и событий в режиме реального времени с использованием голосового интерфейса.</w:t>
-      </w:r>
-    </w:p>
-    <w:p>
-      <w:pPr>
-        <w:rPr>
-          <w:b/>
-          <w:bCs/>
-        </w:rPr>
-      </w:pPr>
-      <w:r>
-        <w:rPr>
-          <w:b/>
-          <w:bCs/>
-        </w:rPr>
-        <w:t>2. Техническое задание и возможности</w:t>
-      </w:r>
-    </w:p>
-    <w:p>
-      <w:r>
-        <w:t>Система спроектирована для выполнения следующих ключевых задач:</w:t>
+        <w:t>1. Общие сведения</w:t>
+      </w:r>
+    </w:p>
+    <w:p>
+      <w:r>
+        <w:t xml:space="preserve">Данный проект представляет собой навык для голосового помощника «Алиса» (платформа Яндекс Диалоги), реализованный на стеке </w:t>
+      </w:r>
+      <w:proofErr w:type="spellStart"/>
+      <w:r>
+        <w:rPr>
+          <w:b/>
+          <w:bCs/>
+        </w:rPr>
+        <w:t>FastAPI</w:t>
+      </w:r>
+      <w:proofErr w:type="spellEnd"/>
+      <w:r>
+        <w:rPr>
+          <w:b/>
+          <w:bCs/>
+        </w:rPr>
+        <w:t xml:space="preserve"> + </w:t>
+      </w:r>
+      <w:proofErr w:type="spellStart"/>
+      <w:r>
+        <w:rPr>
+          <w:b/>
+          <w:bCs/>
+        </w:rPr>
+        <w:t>SQLAlchemy</w:t>
+      </w:r>
+      <w:proofErr w:type="spellEnd"/>
+      <w:r>
+        <w:t>. Проект предназначен для ведения персонального текстового дневника с помощью голосовых команд, а также предоставляет дополнительный функционал (прогноз погоды).</w:t>
+      </w:r>
+    </w:p>
+    <w:p>
+      <w:pPr>
+        <w:rPr>
+          <w:b/>
+          <w:bCs/>
+        </w:rPr>
+      </w:pPr>
+      <w:r>
+        <w:rPr>
+          <w:b/>
+          <w:bCs/>
+        </w:rPr>
+        <w:t>2. Стек технологий</w:t>
       </w:r>
     </w:p>
     <w:p>
@@ -69,18 +92,10 @@
           <w:b/>
           <w:bCs/>
         </w:rPr>
-        <w:t>Регистрация заметок</w:t>
-      </w:r>
-      <w:r>
-        <w:t>: Сохранение любого продиктованного текста в базу данных с привязкой к уникальному идентификатору пользователя (</w:t>
-      </w:r>
-      <w:proofErr w:type="spellStart"/>
-      <w:r>
-        <w:t>user_id</w:t>
-      </w:r>
-      <w:proofErr w:type="spellEnd"/>
-      <w:r>
-        <w:t>).</w:t>
+        <w:t>Язык программирования:</w:t>
+      </w:r>
+      <w:r>
+        <w:t xml:space="preserve"> Python 3.9+</w:t>
       </w:r>
     </w:p>
     <w:p>
@@ -95,43 +110,26 @@
           <w:b/>
           <w:bCs/>
         </w:rPr>
-        <w:t>Просмотр данных</w:t>
-      </w:r>
-      <w:r>
-        <w:t>:</w:t>
-      </w:r>
-    </w:p>
-    <w:p>
-      <w:pPr>
-        <w:numPr>
-          <w:ilvl w:val="1"/>
-          <w:numId w:val="1"/>
-        </w:numPr>
-      </w:pPr>
-      <w:r>
-        <w:t>Вывод списка всех записей за текущие сутки с указанием точного времени создания.</w:t>
-      </w:r>
-    </w:p>
-    <w:p>
-      <w:pPr>
-        <w:numPr>
-          <w:ilvl w:val="1"/>
-          <w:numId w:val="1"/>
-        </w:numPr>
-      </w:pPr>
-      <w:r>
-        <w:t>Просмотр архива последних 10 записей за всё время существования дневника.</w:t>
-      </w:r>
-    </w:p>
-    <w:p>
-      <w:pPr>
-        <w:numPr>
-          <w:ilvl w:val="1"/>
-          <w:numId w:val="1"/>
-        </w:numPr>
-      </w:pPr>
-      <w:r>
-        <w:t>Возможность запроса данных за вчерашний день.</w:t>
+        <w:t>Фреймворк:</w:t>
+      </w:r>
+      <w:r>
+        <w:t xml:space="preserve"> </w:t>
+      </w:r>
+      <w:proofErr w:type="spellStart"/>
+      <w:r>
+        <w:t>FastAPI</w:t>
+      </w:r>
+      <w:proofErr w:type="spellEnd"/>
+      <w:r>
+        <w:t xml:space="preserve"> (обработка </w:t>
+      </w:r>
+      <w:proofErr w:type="spellStart"/>
+      <w:r>
+        <w:t>вебхуков</w:t>
+      </w:r>
+      <w:proofErr w:type="spellEnd"/>
+      <w:r>
+        <w:t>)</w:t>
       </w:r>
     </w:p>
     <w:p>
@@ -146,32 +144,18 @@
           <w:b/>
           <w:bCs/>
         </w:rPr>
-        <w:t>Управление архивом</w:t>
-      </w:r>
-      <w:r>
-        <w:t>:</w:t>
-      </w:r>
-    </w:p>
-    <w:p>
-      <w:pPr>
-        <w:numPr>
-          <w:ilvl w:val="1"/>
-          <w:numId w:val="1"/>
-        </w:numPr>
-      </w:pPr>
-      <w:r>
-        <w:t>Удаление самой последней записи («Удали последнюю»).</w:t>
-      </w:r>
-    </w:p>
-    <w:p>
-      <w:pPr>
-        <w:numPr>
-          <w:ilvl w:val="1"/>
-          <w:numId w:val="1"/>
-        </w:numPr>
-      </w:pPr>
-      <w:r>
-        <w:t>Удаление конкретной записи по её номеру в списке за день (например, «Удали вторую запись»).</w:t>
+        <w:t>База данных:</w:t>
+      </w:r>
+      <w:r>
+        <w:t xml:space="preserve"> </w:t>
+      </w:r>
+      <w:proofErr w:type="spellStart"/>
+      <w:r>
+        <w:t>SQLite</w:t>
+      </w:r>
+      <w:proofErr w:type="spellEnd"/>
+      <w:r>
+        <w:t xml:space="preserve"> (локальное хранилище)</w:t>
       </w:r>
     </w:p>
     <w:p>
@@ -186,30 +170,775 @@
           <w:b/>
           <w:bCs/>
         </w:rPr>
-        <w:t>Интерактивность</w:t>
-      </w:r>
-      <w:r>
-        <w:t>: Поддержка текстовых кнопок-подсказок для быстрого взаимодействия без необходимости ручного ввода команд.</w:t>
-      </w:r>
-    </w:p>
-    <w:p>
-      <w:pPr>
-        <w:rPr>
-          <w:b/>
-          <w:bCs/>
-        </w:rPr>
-      </w:pPr>
-      <w:r>
-        <w:rPr>
-          <w:b/>
-          <w:bCs/>
-        </w:rPr>
-        <w:t>3. Технологический стек</w:t>
-      </w:r>
-    </w:p>
-    <w:p>
-      <w:r>
-        <w:t>Для реализации проекта были выбраны следующие технологии:</w:t>
+        <w:t>ORM:</w:t>
+      </w:r>
+      <w:r>
+        <w:t xml:space="preserve"> </w:t>
+      </w:r>
+      <w:proofErr w:type="spellStart"/>
+      <w:r>
+        <w:t>SQLAlchemy</w:t>
+      </w:r>
+      <w:proofErr w:type="spellEnd"/>
+      <w:r>
+        <w:t xml:space="preserve"> (управление моделями и запросами)</w:t>
+      </w:r>
+    </w:p>
+    <w:p>
+      <w:pPr>
+        <w:numPr>
+          <w:ilvl w:val="0"/>
+          <w:numId w:val="1"/>
+        </w:numPr>
+      </w:pPr>
+      <w:r>
+        <w:rPr>
+          <w:b/>
+          <w:bCs/>
+        </w:rPr>
+        <w:t>Сервер:</w:t>
+      </w:r>
+      <w:r>
+        <w:t xml:space="preserve"> </w:t>
+      </w:r>
+      <w:proofErr w:type="spellStart"/>
+      <w:r>
+        <w:t>Uvicorn</w:t>
+      </w:r>
+      <w:proofErr w:type="spellEnd"/>
+    </w:p>
+    <w:p>
+      <w:pPr>
+        <w:numPr>
+          <w:ilvl w:val="0"/>
+          <w:numId w:val="1"/>
+        </w:numPr>
+        <w:rPr>
+          <w:lang w:val="en-US"/>
+        </w:rPr>
+      </w:pPr>
+      <w:r>
+        <w:rPr>
+          <w:b/>
+          <w:bCs/>
+        </w:rPr>
+        <w:t>Внешние</w:t>
+      </w:r>
+      <w:r>
+        <w:rPr>
+          <w:b/>
+          <w:bCs/>
+          <w:lang w:val="en-US"/>
+        </w:rPr>
+        <w:t xml:space="preserve"> API:</w:t>
+      </w:r>
+      <w:r>
+        <w:rPr>
+          <w:lang w:val="en-US"/>
+        </w:rPr>
+        <w:t xml:space="preserve"> </w:t>
+      </w:r>
+      <w:proofErr w:type="spellStart"/>
+      <w:r>
+        <w:rPr>
+          <w:lang w:val="en-US"/>
+        </w:rPr>
+        <w:t>OpenWeatherMap</w:t>
+      </w:r>
+      <w:proofErr w:type="spellEnd"/>
+      <w:r>
+        <w:rPr>
+          <w:lang w:val="en-US"/>
+        </w:rPr>
+        <w:t xml:space="preserve"> API (</w:t>
+      </w:r>
+      <w:r>
+        <w:t>погода</w:t>
+      </w:r>
+      <w:r>
+        <w:rPr>
+          <w:lang w:val="en-US"/>
+        </w:rPr>
+        <w:t>)</w:t>
+      </w:r>
+    </w:p>
+    <w:p>
+      <w:pPr>
+        <w:rPr>
+          <w:b/>
+          <w:bCs/>
+        </w:rPr>
+      </w:pPr>
+      <w:r>
+        <w:rPr>
+          <w:b/>
+          <w:bCs/>
+        </w:rPr>
+        <w:t>3. Архитектура проекта</w:t>
+      </w:r>
+    </w:p>
+    <w:p>
+      <w:r>
+        <w:t>Проект организован по модульному принципу:</w:t>
+      </w:r>
+    </w:p>
+    <w:tbl>
+      <w:tblPr>
+        <w:tblW w:w="0" w:type="auto"/>
+        <w:tblCellSpacing w:w="15" w:type="dxa"/>
+        <w:tblCellMar>
+          <w:left w:w="0" w:type="dxa"/>
+          <w:right w:w="0" w:type="dxa"/>
+        </w:tblCellMar>
+        <w:tblLook w:val="04A0" w:firstRow="1" w:lastRow="0" w:firstColumn="1" w:lastColumn="0" w:noHBand="0" w:noVBand="1"/>
+      </w:tblPr>
+      <w:tblGrid>
+        <w:gridCol w:w="2251"/>
+        <w:gridCol w:w="7088"/>
+      </w:tblGrid>
+      <w:tr>
+        <w:trPr>
+          <w:tblHeader/>
+          <w:tblCellSpacing w:w="15" w:type="dxa"/>
+        </w:trPr>
+        <w:tc>
+          <w:tcPr>
+            <w:tcW w:w="0" w:type="auto"/>
+            <w:tcBorders>
+              <w:top w:val="single" w:sz="6" w:space="0" w:color="auto"/>
+              <w:left w:val="single" w:sz="6" w:space="0" w:color="auto"/>
+              <w:bottom w:val="single" w:sz="6" w:space="0" w:color="auto"/>
+              <w:right w:val="single" w:sz="6" w:space="0" w:color="auto"/>
+            </w:tcBorders>
+            <w:tcMar>
+              <w:top w:w="240" w:type="dxa"/>
+              <w:left w:w="0" w:type="dxa"/>
+              <w:bottom w:w="240" w:type="dxa"/>
+              <w:right w:w="180" w:type="dxa"/>
+            </w:tcMar>
+            <w:vAlign w:val="center"/>
+            <w:hideMark/>
+          </w:tcPr>
+          <w:p>
+            <w:r>
+              <w:rPr>
+                <w:b/>
+                <w:bCs/>
+              </w:rPr>
+              <w:t>Файл</w:t>
+            </w:r>
+          </w:p>
+        </w:tc>
+        <w:tc>
+          <w:tcPr>
+            <w:tcW w:w="0" w:type="auto"/>
+            <w:tcBorders>
+              <w:top w:val="single" w:sz="6" w:space="0" w:color="auto"/>
+              <w:left w:val="single" w:sz="6" w:space="0" w:color="auto"/>
+              <w:bottom w:val="single" w:sz="6" w:space="0" w:color="auto"/>
+              <w:right w:val="single" w:sz="6" w:space="0" w:color="auto"/>
+            </w:tcBorders>
+            <w:tcMar>
+              <w:top w:w="240" w:type="dxa"/>
+              <w:left w:w="0" w:type="dxa"/>
+              <w:bottom w:w="240" w:type="dxa"/>
+              <w:right w:w="0" w:type="dxa"/>
+            </w:tcMar>
+            <w:vAlign w:val="center"/>
+            <w:hideMark/>
+          </w:tcPr>
+          <w:p>
+            <w:r>
+              <w:rPr>
+                <w:b/>
+                <w:bCs/>
+              </w:rPr>
+              <w:t>Назначение</w:t>
+            </w:r>
+          </w:p>
+        </w:tc>
+      </w:tr>
+      <w:tr>
+        <w:trPr>
+          <w:tblCellSpacing w:w="15" w:type="dxa"/>
+        </w:trPr>
+        <w:tc>
+          <w:tcPr>
+            <w:tcW w:w="0" w:type="auto"/>
+            <w:tcBorders>
+              <w:top w:val="single" w:sz="6" w:space="0" w:color="auto"/>
+              <w:left w:val="single" w:sz="6" w:space="0" w:color="auto"/>
+              <w:bottom w:val="single" w:sz="6" w:space="0" w:color="auto"/>
+              <w:right w:val="single" w:sz="6" w:space="0" w:color="auto"/>
+            </w:tcBorders>
+            <w:tcMar>
+              <w:top w:w="240" w:type="dxa"/>
+              <w:left w:w="0" w:type="dxa"/>
+              <w:bottom w:w="240" w:type="dxa"/>
+              <w:right w:w="180" w:type="dxa"/>
+            </w:tcMar>
+            <w:vAlign w:val="center"/>
+            <w:hideMark/>
+          </w:tcPr>
+          <w:p>
+            <w:r>
+              <w:t>main.py</w:t>
+            </w:r>
+          </w:p>
+        </w:tc>
+        <w:tc>
+          <w:tcPr>
+            <w:tcW w:w="0" w:type="auto"/>
+            <w:tcBorders>
+              <w:top w:val="single" w:sz="6" w:space="0" w:color="auto"/>
+              <w:left w:val="single" w:sz="6" w:space="0" w:color="auto"/>
+              <w:bottom w:val="single" w:sz="6" w:space="0" w:color="auto"/>
+              <w:right w:val="single" w:sz="6" w:space="0" w:color="auto"/>
+            </w:tcBorders>
+            <w:tcMar>
+              <w:top w:w="240" w:type="dxa"/>
+              <w:left w:w="0" w:type="dxa"/>
+              <w:bottom w:w="240" w:type="dxa"/>
+              <w:right w:w="0" w:type="dxa"/>
+            </w:tcMar>
+            <w:vAlign w:val="center"/>
+            <w:hideMark/>
+          </w:tcPr>
+          <w:p>
+            <w:r>
+              <w:t xml:space="preserve">Точка входа. Содержит </w:t>
+            </w:r>
+            <w:proofErr w:type="spellStart"/>
+            <w:r>
+              <w:t>FastAPI</w:t>
+            </w:r>
+            <w:proofErr w:type="spellEnd"/>
+            <w:r>
+              <w:t xml:space="preserve"> инстанс и описание единственного POST-</w:t>
+            </w:r>
+            <w:proofErr w:type="spellStart"/>
+            <w:r>
+              <w:t>endpoint</w:t>
+            </w:r>
+            <w:proofErr w:type="spellEnd"/>
+            <w:r>
+              <w:t xml:space="preserve"> /</w:t>
+            </w:r>
+            <w:proofErr w:type="spellStart"/>
+            <w:r>
+              <w:t>webhook</w:t>
+            </w:r>
+            <w:proofErr w:type="spellEnd"/>
+            <w:r>
+              <w:t xml:space="preserve"> для взаимодействия с серверами Яндекса.</w:t>
+            </w:r>
+          </w:p>
+        </w:tc>
+      </w:tr>
+      <w:tr>
+        <w:trPr>
+          <w:tblCellSpacing w:w="15" w:type="dxa"/>
+        </w:trPr>
+        <w:tc>
+          <w:tcPr>
+            <w:tcW w:w="0" w:type="auto"/>
+            <w:tcBorders>
+              <w:top w:val="single" w:sz="6" w:space="0" w:color="auto"/>
+              <w:left w:val="single" w:sz="6" w:space="0" w:color="auto"/>
+              <w:bottom w:val="single" w:sz="6" w:space="0" w:color="auto"/>
+              <w:right w:val="single" w:sz="6" w:space="0" w:color="auto"/>
+            </w:tcBorders>
+            <w:tcMar>
+              <w:top w:w="240" w:type="dxa"/>
+              <w:left w:w="0" w:type="dxa"/>
+              <w:bottom w:w="240" w:type="dxa"/>
+              <w:right w:w="180" w:type="dxa"/>
+            </w:tcMar>
+            <w:vAlign w:val="center"/>
+            <w:hideMark/>
+          </w:tcPr>
+          <w:p>
+            <w:r>
+              <w:t>api.py</w:t>
+            </w:r>
+          </w:p>
+        </w:tc>
+        <w:tc>
+          <w:tcPr>
+            <w:tcW w:w="0" w:type="auto"/>
+            <w:tcBorders>
+              <w:top w:val="single" w:sz="6" w:space="0" w:color="auto"/>
+              <w:left w:val="single" w:sz="6" w:space="0" w:color="auto"/>
+              <w:bottom w:val="single" w:sz="6" w:space="0" w:color="auto"/>
+              <w:right w:val="single" w:sz="6" w:space="0" w:color="auto"/>
+            </w:tcBorders>
+            <w:tcMar>
+              <w:top w:w="240" w:type="dxa"/>
+              <w:left w:w="0" w:type="dxa"/>
+              <w:bottom w:w="240" w:type="dxa"/>
+              <w:right w:w="0" w:type="dxa"/>
+            </w:tcMar>
+            <w:vAlign w:val="center"/>
+            <w:hideMark/>
+          </w:tcPr>
+          <w:p>
+            <w:r>
+              <w:t>Основная бизнес-логика. Обработка входящего текста (</w:t>
+            </w:r>
+            <w:proofErr w:type="spellStart"/>
+            <w:r>
+              <w:t>utterance</w:t>
+            </w:r>
+            <w:proofErr w:type="spellEnd"/>
+            <w:r>
+              <w:t>), распределение команд по ключевым словам и формирование текста ответа.</w:t>
+            </w:r>
+          </w:p>
+        </w:tc>
+      </w:tr>
+      <w:tr>
+        <w:trPr>
+          <w:tblCellSpacing w:w="15" w:type="dxa"/>
+        </w:trPr>
+        <w:tc>
+          <w:tcPr>
+            <w:tcW w:w="0" w:type="auto"/>
+            <w:tcBorders>
+              <w:top w:val="single" w:sz="6" w:space="0" w:color="auto"/>
+              <w:left w:val="single" w:sz="6" w:space="0" w:color="auto"/>
+              <w:bottom w:val="single" w:sz="6" w:space="0" w:color="auto"/>
+              <w:right w:val="single" w:sz="6" w:space="0" w:color="auto"/>
+            </w:tcBorders>
+            <w:tcMar>
+              <w:top w:w="240" w:type="dxa"/>
+              <w:left w:w="0" w:type="dxa"/>
+              <w:bottom w:w="240" w:type="dxa"/>
+              <w:right w:w="180" w:type="dxa"/>
+            </w:tcMar>
+            <w:vAlign w:val="center"/>
+            <w:hideMark/>
+          </w:tcPr>
+          <w:p>
+            <w:r>
+              <w:t>crud.py</w:t>
+            </w:r>
+          </w:p>
+        </w:tc>
+        <w:tc>
+          <w:tcPr>
+            <w:tcW w:w="0" w:type="auto"/>
+            <w:tcBorders>
+              <w:top w:val="single" w:sz="6" w:space="0" w:color="auto"/>
+              <w:left w:val="single" w:sz="6" w:space="0" w:color="auto"/>
+              <w:bottom w:val="single" w:sz="6" w:space="0" w:color="auto"/>
+              <w:right w:val="single" w:sz="6" w:space="0" w:color="auto"/>
+            </w:tcBorders>
+            <w:tcMar>
+              <w:top w:w="240" w:type="dxa"/>
+              <w:left w:w="0" w:type="dxa"/>
+              <w:bottom w:w="240" w:type="dxa"/>
+              <w:right w:w="0" w:type="dxa"/>
+            </w:tcMar>
+            <w:vAlign w:val="center"/>
+            <w:hideMark/>
+          </w:tcPr>
+          <w:p>
+            <w:r>
+              <w:t>Уровень доступа к данным (</w:t>
+            </w:r>
+            <w:proofErr w:type="spellStart"/>
+            <w:r>
+              <w:t>Create</w:t>
+            </w:r>
+            <w:proofErr w:type="spellEnd"/>
+            <w:r>
+              <w:t xml:space="preserve">, </w:t>
+            </w:r>
+            <w:proofErr w:type="spellStart"/>
+            <w:r>
+              <w:t>Read</w:t>
+            </w:r>
+            <w:proofErr w:type="spellEnd"/>
+            <w:r>
+              <w:t xml:space="preserve">, </w:t>
+            </w:r>
+            <w:proofErr w:type="spellStart"/>
+            <w:r>
+              <w:t>Delete</w:t>
+            </w:r>
+            <w:proofErr w:type="spellEnd"/>
+            <w:r>
+              <w:t xml:space="preserve">). Содержит функции для прямой работы с БД через сессию </w:t>
+            </w:r>
+            <w:proofErr w:type="spellStart"/>
+            <w:r>
+              <w:t>SQLAlchemy</w:t>
+            </w:r>
+            <w:proofErr w:type="spellEnd"/>
+            <w:r>
+              <w:t>.</w:t>
+            </w:r>
+          </w:p>
+        </w:tc>
+      </w:tr>
+      <w:tr>
+        <w:trPr>
+          <w:tblCellSpacing w:w="15" w:type="dxa"/>
+        </w:trPr>
+        <w:tc>
+          <w:tcPr>
+            <w:tcW w:w="0" w:type="auto"/>
+            <w:tcBorders>
+              <w:top w:val="single" w:sz="6" w:space="0" w:color="auto"/>
+              <w:left w:val="single" w:sz="6" w:space="0" w:color="auto"/>
+              <w:bottom w:val="single" w:sz="6" w:space="0" w:color="auto"/>
+              <w:right w:val="single" w:sz="6" w:space="0" w:color="auto"/>
+            </w:tcBorders>
+            <w:tcMar>
+              <w:top w:w="240" w:type="dxa"/>
+              <w:left w:w="0" w:type="dxa"/>
+              <w:bottom w:w="240" w:type="dxa"/>
+              <w:right w:w="180" w:type="dxa"/>
+            </w:tcMar>
+            <w:vAlign w:val="center"/>
+            <w:hideMark/>
+          </w:tcPr>
+          <w:p>
+            <w:r>
+              <w:lastRenderedPageBreak/>
+              <w:t>models.py</w:t>
+            </w:r>
+          </w:p>
+        </w:tc>
+        <w:tc>
+          <w:tcPr>
+            <w:tcW w:w="0" w:type="auto"/>
+            <w:tcBorders>
+              <w:top w:val="single" w:sz="6" w:space="0" w:color="auto"/>
+              <w:left w:val="single" w:sz="6" w:space="0" w:color="auto"/>
+              <w:bottom w:val="single" w:sz="6" w:space="0" w:color="auto"/>
+              <w:right w:val="single" w:sz="6" w:space="0" w:color="auto"/>
+            </w:tcBorders>
+            <w:tcMar>
+              <w:top w:w="240" w:type="dxa"/>
+              <w:left w:w="0" w:type="dxa"/>
+              <w:bottom w:w="240" w:type="dxa"/>
+              <w:right w:w="0" w:type="dxa"/>
+            </w:tcMar>
+            <w:vAlign w:val="center"/>
+            <w:hideMark/>
+          </w:tcPr>
+          <w:p>
+            <w:pPr>
+              <w:rPr>
+                <w:lang w:val="en-US"/>
+              </w:rPr>
+            </w:pPr>
+            <w:r>
+              <w:t>Описание</w:t>
+            </w:r>
+            <w:r>
+              <w:rPr>
+                <w:lang w:val="en-US"/>
+              </w:rPr>
+              <w:t xml:space="preserve"> </w:t>
+            </w:r>
+            <w:r>
+              <w:t>схемы</w:t>
+            </w:r>
+            <w:r>
+              <w:rPr>
+                <w:lang w:val="en-US"/>
+              </w:rPr>
+              <w:t xml:space="preserve"> </w:t>
+            </w:r>
+            <w:r>
+              <w:t>базы</w:t>
+            </w:r>
+            <w:r>
+              <w:rPr>
+                <w:lang w:val="en-US"/>
+              </w:rPr>
+              <w:t xml:space="preserve"> </w:t>
+            </w:r>
+            <w:r>
+              <w:t>данных</w:t>
+            </w:r>
+            <w:r>
+              <w:rPr>
+                <w:lang w:val="en-US"/>
+              </w:rPr>
+              <w:t xml:space="preserve">. </w:t>
+            </w:r>
+            <w:r>
+              <w:t>Таблица</w:t>
+            </w:r>
+            <w:r>
+              <w:rPr>
+                <w:lang w:val="en-US"/>
+              </w:rPr>
+              <w:t xml:space="preserve"> notes (id, </w:t>
+            </w:r>
+            <w:proofErr w:type="spellStart"/>
+            <w:r>
+              <w:rPr>
+                <w:lang w:val="en-US"/>
+              </w:rPr>
+              <w:t>user_id</w:t>
+            </w:r>
+            <w:proofErr w:type="spellEnd"/>
+            <w:r>
+              <w:rPr>
+                <w:lang w:val="en-US"/>
+              </w:rPr>
+              <w:t xml:space="preserve">, content, </w:t>
+            </w:r>
+            <w:proofErr w:type="spellStart"/>
+            <w:r>
+              <w:rPr>
+                <w:lang w:val="en-US"/>
+              </w:rPr>
+              <w:t>attachment_url</w:t>
+            </w:r>
+            <w:proofErr w:type="spellEnd"/>
+            <w:r>
+              <w:rPr>
+                <w:lang w:val="en-US"/>
+              </w:rPr>
+              <w:t xml:space="preserve">, </w:t>
+            </w:r>
+            <w:proofErr w:type="spellStart"/>
+            <w:r>
+              <w:rPr>
+                <w:lang w:val="en-US"/>
+              </w:rPr>
+              <w:t>created_at</w:t>
+            </w:r>
+            <w:proofErr w:type="spellEnd"/>
+            <w:r>
+              <w:rPr>
+                <w:lang w:val="en-US"/>
+              </w:rPr>
+              <w:t>).</w:t>
+            </w:r>
+          </w:p>
+        </w:tc>
+      </w:tr>
+      <w:tr>
+        <w:trPr>
+          <w:tblCellSpacing w:w="15" w:type="dxa"/>
+        </w:trPr>
+        <w:tc>
+          <w:tcPr>
+            <w:tcW w:w="0" w:type="auto"/>
+            <w:tcBorders>
+              <w:top w:val="single" w:sz="6" w:space="0" w:color="auto"/>
+              <w:left w:val="single" w:sz="6" w:space="0" w:color="auto"/>
+              <w:bottom w:val="single" w:sz="6" w:space="0" w:color="auto"/>
+              <w:right w:val="single" w:sz="6" w:space="0" w:color="auto"/>
+            </w:tcBorders>
+            <w:tcMar>
+              <w:top w:w="240" w:type="dxa"/>
+              <w:left w:w="0" w:type="dxa"/>
+              <w:bottom w:w="240" w:type="dxa"/>
+              <w:right w:w="180" w:type="dxa"/>
+            </w:tcMar>
+            <w:vAlign w:val="center"/>
+            <w:hideMark/>
+          </w:tcPr>
+          <w:p>
+            <w:r>
+              <w:t>database.py</w:t>
+            </w:r>
+          </w:p>
+        </w:tc>
+        <w:tc>
+          <w:tcPr>
+            <w:tcW w:w="0" w:type="auto"/>
+            <w:tcBorders>
+              <w:top w:val="single" w:sz="6" w:space="0" w:color="auto"/>
+              <w:left w:val="single" w:sz="6" w:space="0" w:color="auto"/>
+              <w:bottom w:val="single" w:sz="6" w:space="0" w:color="auto"/>
+              <w:right w:val="single" w:sz="6" w:space="0" w:color="auto"/>
+            </w:tcBorders>
+            <w:tcMar>
+              <w:top w:w="240" w:type="dxa"/>
+              <w:left w:w="0" w:type="dxa"/>
+              <w:bottom w:w="240" w:type="dxa"/>
+              <w:right w:w="0" w:type="dxa"/>
+            </w:tcMar>
+            <w:vAlign w:val="center"/>
+            <w:hideMark/>
+          </w:tcPr>
+          <w:p>
+            <w:r>
+              <w:t xml:space="preserve">Конфигурация подключения к БД и генератор сессий </w:t>
+            </w:r>
+            <w:proofErr w:type="spellStart"/>
+            <w:r>
+              <w:t>get_db</w:t>
+            </w:r>
+            <w:proofErr w:type="spellEnd"/>
+            <w:r>
+              <w:t>.</w:t>
+            </w:r>
+          </w:p>
+        </w:tc>
+      </w:tr>
+      <w:tr>
+        <w:trPr>
+          <w:tblCellSpacing w:w="15" w:type="dxa"/>
+        </w:trPr>
+        <w:tc>
+          <w:tcPr>
+            <w:tcW w:w="0" w:type="auto"/>
+            <w:tcBorders>
+              <w:top w:val="single" w:sz="6" w:space="0" w:color="auto"/>
+              <w:left w:val="single" w:sz="6" w:space="0" w:color="auto"/>
+              <w:bottom w:val="single" w:sz="6" w:space="0" w:color="auto"/>
+              <w:right w:val="single" w:sz="6" w:space="0" w:color="auto"/>
+            </w:tcBorders>
+            <w:tcMar>
+              <w:top w:w="240" w:type="dxa"/>
+              <w:left w:w="0" w:type="dxa"/>
+              <w:bottom w:w="240" w:type="dxa"/>
+              <w:right w:w="180" w:type="dxa"/>
+            </w:tcMar>
+            <w:vAlign w:val="center"/>
+            <w:hideMark/>
+          </w:tcPr>
+          <w:p>
+            <w:r>
+              <w:t>weather_service.py</w:t>
+            </w:r>
+          </w:p>
+        </w:tc>
+        <w:tc>
+          <w:tcPr>
+            <w:tcW w:w="0" w:type="auto"/>
+            <w:tcBorders>
+              <w:top w:val="single" w:sz="6" w:space="0" w:color="auto"/>
+              <w:left w:val="single" w:sz="6" w:space="0" w:color="auto"/>
+              <w:bottom w:val="single" w:sz="6" w:space="0" w:color="auto"/>
+              <w:right w:val="single" w:sz="6" w:space="0" w:color="auto"/>
+            </w:tcBorders>
+            <w:tcMar>
+              <w:top w:w="240" w:type="dxa"/>
+              <w:left w:w="0" w:type="dxa"/>
+              <w:bottom w:w="240" w:type="dxa"/>
+              <w:right w:w="0" w:type="dxa"/>
+            </w:tcMar>
+            <w:vAlign w:val="center"/>
+            <w:hideMark/>
+          </w:tcPr>
+          <w:p>
+            <w:r>
+              <w:t xml:space="preserve">Интеграция с внешним API </w:t>
+            </w:r>
+            <w:proofErr w:type="spellStart"/>
+            <w:r>
+              <w:t>OpenWeatherMap</w:t>
+            </w:r>
+            <w:proofErr w:type="spellEnd"/>
+            <w:r>
+              <w:t>.</w:t>
+            </w:r>
+          </w:p>
+        </w:tc>
+      </w:tr>
+    </w:tbl>
+    <w:p>
+      <w:r>
+        <w:pict w14:anchorId="76E2215C">
+          <v:rect id="_x0000_i1056" style="width:0;height:1.5pt" o:hralign="center" o:hrstd="t" o:hrnoshade="t" o:hr="t" fillcolor="gray" stroked="f"/>
+        </w:pict>
+      </w:r>
+    </w:p>
+    <w:p>
+      <w:pPr>
+        <w:rPr>
+          <w:b/>
+          <w:bCs/>
+        </w:rPr>
+      </w:pPr>
+      <w:r>
+        <w:rPr>
+          <w:b/>
+          <w:bCs/>
+        </w:rPr>
+        <w:t>4. Описание логики работы</w:t>
+      </w:r>
+    </w:p>
+    <w:p>
+      <w:pPr>
+        <w:rPr>
+          <w:b/>
+          <w:bCs/>
+        </w:rPr>
+      </w:pPr>
+      <w:r>
+        <w:rPr>
+          <w:b/>
+          <w:bCs/>
+        </w:rPr>
+        <w:t>4.1. Обработка запросов</w:t>
+      </w:r>
+    </w:p>
+    <w:p>
+      <w:r>
+        <w:t xml:space="preserve">Входящий JSON от Алисы </w:t>
+      </w:r>
+      <w:proofErr w:type="spellStart"/>
+      <w:r>
+        <w:t>парсится</w:t>
+      </w:r>
+      <w:proofErr w:type="spellEnd"/>
+      <w:r>
+        <w:t xml:space="preserve"> в main.py. Ключевой параметр </w:t>
+      </w:r>
+      <w:proofErr w:type="spellStart"/>
+      <w:r>
+        <w:t>user_id</w:t>
+      </w:r>
+      <w:proofErr w:type="spellEnd"/>
+      <w:r>
+        <w:t xml:space="preserve"> используется для фильтрации записей, обеспечивая приватность данных пользователя в рамках одного навыка.</w:t>
+      </w:r>
+    </w:p>
+    <w:p>
+      <w:pPr>
+        <w:rPr>
+          <w:b/>
+          <w:bCs/>
+        </w:rPr>
+      </w:pPr>
+      <w:r>
+        <w:rPr>
+          <w:b/>
+          <w:bCs/>
+        </w:rPr>
+        <w:t>4.2. Командный интерпретатор (api.py)</w:t>
+      </w:r>
+    </w:p>
+    <w:p>
+      <w:r>
+        <w:t>Реализован на базе сопоставления ключевых слов (</w:t>
+      </w:r>
+      <w:proofErr w:type="spellStart"/>
+      <w:r>
+        <w:t>keyword</w:t>
+      </w:r>
+      <w:proofErr w:type="spellEnd"/>
+      <w:r>
+        <w:t xml:space="preserve"> </w:t>
+      </w:r>
+      <w:proofErr w:type="spellStart"/>
+      <w:r>
+        <w:t>matching</w:t>
+      </w:r>
+      <w:proofErr w:type="spellEnd"/>
+      <w:r>
+        <w:t>):</w:t>
       </w:r>
     </w:p>
     <w:p>
@@ -224,10 +953,18 @@
           <w:b/>
           <w:bCs/>
         </w:rPr>
-        <w:t>Язык программирования</w:t>
-      </w:r>
-      <w:r>
-        <w:t>: Python 3.10+.</w:t>
+        <w:t>Приветствие/Старт:</w:t>
+      </w:r>
+      <w:r>
+        <w:t xml:space="preserve"> При новом сеансе или командах «помощь», «привет» возвращается инструкция и отображается </w:t>
+      </w:r>
+      <w:proofErr w:type="spellStart"/>
+      <w:r>
+        <w:t>BigImage</w:t>
+      </w:r>
+      <w:proofErr w:type="spellEnd"/>
+      <w:r>
+        <w:t xml:space="preserve"> (карточка).</w:t>
       </w:r>
     </w:p>
     <w:p>
@@ -242,26 +979,61 @@
           <w:b/>
           <w:bCs/>
         </w:rPr>
-        <w:t>Фреймворк</w:t>
-      </w:r>
-      <w:r>
-        <w:t xml:space="preserve">: </w:t>
-      </w:r>
-      <w:proofErr w:type="spellStart"/>
-      <w:r>
-        <w:t>FastAPI</w:t>
-      </w:r>
-      <w:proofErr w:type="spellEnd"/>
-      <w:r>
-        <w:t xml:space="preserve"> — для создания высокопроизводительного веб-сервиса, обрабатывающего </w:t>
-      </w:r>
-      <w:proofErr w:type="spellStart"/>
-      <w:r>
-        <w:t>вебхуки</w:t>
-      </w:r>
-      <w:proofErr w:type="spellEnd"/>
-      <w:r>
-        <w:t xml:space="preserve"> от Яндекса.</w:t>
+        <w:t>Работа с записями:</w:t>
+      </w:r>
+    </w:p>
+    <w:p>
+      <w:pPr>
+        <w:numPr>
+          <w:ilvl w:val="1"/>
+          <w:numId w:val="2"/>
+        </w:numPr>
+      </w:pPr>
+      <w:r>
+        <w:rPr>
+          <w:b/>
+          <w:bCs/>
+        </w:rPr>
+        <w:t>Создание:</w:t>
+      </w:r>
+      <w:r>
+        <w:t xml:space="preserve"> Любой текст, не попавший под фильтры команд, сохраняется как новая запись.</w:t>
+      </w:r>
+    </w:p>
+    <w:p>
+      <w:pPr>
+        <w:numPr>
+          <w:ilvl w:val="1"/>
+          <w:numId w:val="2"/>
+        </w:numPr>
+      </w:pPr>
+      <w:r>
+        <w:rPr>
+          <w:b/>
+          <w:bCs/>
+        </w:rPr>
+        <w:t>Просмотр:</w:t>
+      </w:r>
+      <w:r>
+        <w:t xml:space="preserve"> Реализованы выборки за «сегодня», «вчера» и «последние 10 записей».</w:t>
+      </w:r>
+    </w:p>
+    <w:p>
+      <w:pPr>
+        <w:numPr>
+          <w:ilvl w:val="1"/>
+          <w:numId w:val="2"/>
+        </w:numPr>
+      </w:pPr>
+      <w:r>
+        <w:rPr>
+          <w:b/>
+          <w:bCs/>
+        </w:rPr>
+        <w:t>Удаление:</w:t>
+      </w:r>
+      <w:r>
+        <w:t xml:space="preserve"> Поддерживается удаление последней записи или конкретной записи по порядковому номеру за текущий день (с использованием регулярных выражений и словаря числительных).</w:t>
       </w:r>
     </w:p>
     <w:p>
@@ -276,65 +1048,92 @@
           <w:b/>
           <w:bCs/>
         </w:rPr>
-        <w:t>База данных</w:t>
-      </w:r>
-      <w:r>
-        <w:t xml:space="preserve">: </w:t>
+        <w:t>Внешние сервисы:</w:t>
+      </w:r>
+      <w:r>
+        <w:t xml:space="preserve"> При наличии префикса «погода» выполняется асинхронный (в контексте запроса) вызов к </w:t>
       </w:r>
       <w:proofErr w:type="spellStart"/>
       <w:r>
+        <w:t>weather_service</w:t>
+      </w:r>
+      <w:proofErr w:type="spellEnd"/>
+      <w:r>
+        <w:t>.</w:t>
+      </w:r>
+    </w:p>
+    <w:p>
+      <w:pPr>
+        <w:rPr>
+          <w:b/>
+          <w:bCs/>
+        </w:rPr>
+      </w:pPr>
+      <w:r>
+        <w:rPr>
+          <w:b/>
+          <w:bCs/>
+        </w:rPr>
+        <w:t>4.3. База данных</w:t>
+      </w:r>
+    </w:p>
+    <w:p>
+      <w:r>
+        <w:lastRenderedPageBreak/>
+        <w:t xml:space="preserve">Используется </w:t>
+      </w:r>
+      <w:proofErr w:type="spellStart"/>
+      <w:r>
         <w:t>SQLite</w:t>
       </w:r>
       <w:proofErr w:type="spellEnd"/>
       <w:r>
-        <w:t xml:space="preserve"> — легковесная реляционная БД для хранения текстовых данных.</w:t>
-      </w:r>
-    </w:p>
-    <w:p>
-      <w:pPr>
-        <w:numPr>
-          <w:ilvl w:val="0"/>
-          <w:numId w:val="2"/>
-        </w:numPr>
-      </w:pPr>
-      <w:r>
-        <w:rPr>
-          <w:b/>
-          <w:bCs/>
-        </w:rPr>
-        <w:t>ORM</w:t>
-      </w:r>
-      <w:r>
-        <w:t xml:space="preserve">: </w:t>
+        <w:t xml:space="preserve">. Поле </w:t>
       </w:r>
       <w:proofErr w:type="spellStart"/>
       <w:r>
-        <w:t>SQLAlchemy</w:t>
+        <w:t>created_at</w:t>
       </w:r>
       <w:proofErr w:type="spellEnd"/>
       <w:r>
-        <w:t xml:space="preserve"> — для обеспечения безопасного и удобного взаимодействия с базой данных через объекты Python.</w:t>
-      </w:r>
-    </w:p>
-    <w:p>
-      <w:pPr>
-        <w:rPr>
-          <w:b/>
-          <w:bCs/>
-        </w:rPr>
-      </w:pPr>
-      <w:r>
-        <w:rPr>
-          <w:b/>
-          <w:bCs/>
-        </w:rPr>
-        <w:t>4. Архитектура системы</w:t>
-      </w:r>
-    </w:p>
-    <w:p>
-      <w:r>
-        <w:lastRenderedPageBreak/>
-        <w:t>Проект разделен на логические модули для обеспечения чистоты кода и масштабируемости:</w:t>
+        <w:t xml:space="preserve"> в модели Note заполняется автоматически при создании записи. Фильтрация по датам в crud.py реализована через расчет временных интервалов (</w:t>
+      </w:r>
+      <w:proofErr w:type="spellStart"/>
+      <w:r>
+        <w:t>start_of_day</w:t>
+      </w:r>
+      <w:proofErr w:type="spellEnd"/>
+      <w:r>
+        <w:t xml:space="preserve"> и </w:t>
+      </w:r>
+      <w:proofErr w:type="spellStart"/>
+      <w:r>
+        <w:t>end_of_day</w:t>
+      </w:r>
+      <w:proofErr w:type="spellEnd"/>
+      <w:r>
+        <w:t>).</w:t>
+      </w:r>
+    </w:p>
+    <w:p/>
+    <w:p>
+      <w:pPr>
+        <w:rPr>
+          <w:b/>
+          <w:bCs/>
+        </w:rPr>
+      </w:pPr>
+      <w:r>
+        <w:rPr>
+          <w:b/>
+          <w:bCs/>
+        </w:rPr>
+        <w:t>5. Спецификация API диалогов</w:t>
+      </w:r>
+    </w:p>
+    <w:p>
+      <w:r>
+        <w:t>Навык возвращает ответ в формате JSON, совместимом со спецификацией Яндекс Диалогов:</w:t>
       </w:r>
     </w:p>
     <w:p>
@@ -344,23 +1143,21 @@
           <w:numId w:val="3"/>
         </w:numPr>
       </w:pPr>
-      <w:r>
-        <w:rPr>
-          <w:b/>
-          <w:bCs/>
-        </w:rPr>
-        <w:t>main.py</w:t>
-      </w:r>
-      <w:r>
-        <w:t xml:space="preserve">: Точка входа в приложение, настраивает </w:t>
-      </w:r>
       <w:proofErr w:type="spellStart"/>
       <w:r>
-        <w:t>FastAPI</w:t>
+        <w:t>text</w:t>
       </w:r>
       <w:proofErr w:type="spellEnd"/>
       <w:r>
-        <w:t xml:space="preserve"> и обрабатывает входящие запросы.</w:t>
+        <w:t xml:space="preserve"> и </w:t>
+      </w:r>
+      <w:proofErr w:type="spellStart"/>
+      <w:r>
+        <w:t>tts</w:t>
+      </w:r>
+      <w:proofErr w:type="spellEnd"/>
+      <w:r>
+        <w:t>: идентичный текст для отображения и озвучки.</w:t>
       </w:r>
     </w:p>
     <w:p>
@@ -370,23 +1167,21 @@
           <w:numId w:val="3"/>
         </w:numPr>
       </w:pPr>
-      <w:r>
-        <w:rPr>
-          <w:b/>
-          <w:bCs/>
-        </w:rPr>
-        <w:t>api.py</w:t>
-      </w:r>
-      <w:r>
-        <w:t xml:space="preserve">: Ядро бизнес-логики, отвечающее за интерпретацию пользовательского ввода, работу с регулярными выражениями (библиотека </w:t>
-      </w:r>
       <w:proofErr w:type="spellStart"/>
       <w:r>
-        <w:t>re</w:t>
+        <w:t>buttons</w:t>
       </w:r>
       <w:proofErr w:type="spellEnd"/>
       <w:r>
-        <w:t>) и формирование ответов.</w:t>
+        <w:t xml:space="preserve">: массив кнопок с параметром </w:t>
+      </w:r>
+      <w:proofErr w:type="spellStart"/>
+      <w:r>
+        <w:t>hide</w:t>
+      </w:r>
+      <w:proofErr w:type="spellEnd"/>
+      <w:r>
+        <w:t>: True (исчезают после нажатия).</w:t>
       </w:r>
     </w:p>
     <w:p>
@@ -396,120 +1191,29 @@
           <w:numId w:val="3"/>
         </w:numPr>
       </w:pPr>
-      <w:r>
-        <w:rPr>
-          <w:b/>
-          <w:bCs/>
-        </w:rPr>
-        <w:t>crud.py</w:t>
-      </w:r>
-      <w:r>
-        <w:t>: Слой работы с данными (</w:t>
-      </w:r>
       <w:proofErr w:type="spellStart"/>
       <w:r>
-        <w:t>Create</w:t>
+        <w:t>card</w:t>
       </w:r>
       <w:proofErr w:type="spellEnd"/>
       <w:r>
-        <w:t xml:space="preserve">, </w:t>
-      </w:r>
-      <w:proofErr w:type="spellStart"/>
-      <w:r>
-        <w:t>Read</w:t>
-      </w:r>
-      <w:proofErr w:type="spellEnd"/>
-      <w:r>
-        <w:t xml:space="preserve">, </w:t>
-      </w:r>
-      <w:proofErr w:type="spellStart"/>
-      <w:r>
-        <w:t>Delete</w:t>
-      </w:r>
-      <w:proofErr w:type="spellEnd"/>
-      <w:r>
-        <w:t xml:space="preserve">), содержащий SQL-запросы в виде функций </w:t>
-      </w:r>
-      <w:proofErr w:type="spellStart"/>
-      <w:r>
-        <w:t>SQLAlchemy</w:t>
-      </w:r>
-      <w:proofErr w:type="spellEnd"/>
-      <w:r>
-        <w:t>.</w:t>
-      </w:r>
-    </w:p>
-    <w:p>
-      <w:pPr>
-        <w:numPr>
-          <w:ilvl w:val="0"/>
-          <w:numId w:val="3"/>
-        </w:numPr>
-      </w:pPr>
-      <w:r>
-        <w:rPr>
-          <w:b/>
-          <w:bCs/>
-        </w:rPr>
-        <w:t>models.py</w:t>
-      </w:r>
-      <w:r>
-        <w:t xml:space="preserve">: Описание схемы базы данных (таблица </w:t>
-      </w:r>
-      <w:proofErr w:type="spellStart"/>
-      <w:r>
-        <w:t>notes</w:t>
-      </w:r>
-      <w:proofErr w:type="spellEnd"/>
-      <w:r>
-        <w:t xml:space="preserve"> с полями </w:t>
-      </w:r>
-      <w:proofErr w:type="spellStart"/>
-      <w:r>
-        <w:t>id</w:t>
-      </w:r>
-      <w:proofErr w:type="spellEnd"/>
-      <w:r>
-        <w:t xml:space="preserve">, </w:t>
-      </w:r>
-      <w:proofErr w:type="spellStart"/>
-      <w:r>
-        <w:t>user_id</w:t>
-      </w:r>
-      <w:proofErr w:type="spellEnd"/>
-      <w:r>
-        <w:t xml:space="preserve">, </w:t>
-      </w:r>
-      <w:proofErr w:type="spellStart"/>
-      <w:r>
-        <w:t>content</w:t>
-      </w:r>
-      <w:proofErr w:type="spellEnd"/>
-      <w:r>
-        <w:t xml:space="preserve">, </w:t>
-      </w:r>
-      <w:proofErr w:type="spellStart"/>
-      <w:r>
-        <w:t>created_at</w:t>
-      </w:r>
-      <w:proofErr w:type="spellEnd"/>
-      <w:r>
-        <w:t>).</w:t>
-      </w:r>
-    </w:p>
-    <w:p>
-      <w:pPr>
-        <w:rPr>
-          <w:b/>
-          <w:bCs/>
-        </w:rPr>
-      </w:pPr>
-      <w:r>
-        <w:rPr>
-          <w:b/>
-          <w:bCs/>
-        </w:rPr>
-        <w:t>5. Особенности реализации</w:t>
+        <w:t>: используется только при старте для визуального оформления.</w:t>
+      </w:r>
+    </w:p>
+    <w:p/>
+    <w:p>
+      <w:pPr>
+        <w:rPr>
+          <w:b/>
+          <w:bCs/>
+        </w:rPr>
+      </w:pPr>
+      <w:r>
+        <w:rPr>
+          <w:b/>
+          <w:bCs/>
+        </w:rPr>
+        <w:t>6. Инструкция по развертыванию</w:t>
       </w:r>
     </w:p>
     <w:p>
@@ -519,24 +1223,39 @@
           <w:numId w:val="4"/>
         </w:numPr>
       </w:pPr>
-      <w:proofErr w:type="spellStart"/>
-      <w:r>
-        <w:rPr>
-          <w:b/>
-          <w:bCs/>
-        </w:rPr>
-        <w:t>Парсинг</w:t>
-      </w:r>
-      <w:proofErr w:type="spellEnd"/>
-      <w:r>
-        <w:rPr>
-          <w:b/>
-          <w:bCs/>
-        </w:rPr>
-        <w:t xml:space="preserve"> числительных</w:t>
-      </w:r>
-      <w:r>
-        <w:t>: Реализован алгоритм, позволяющий распознавать как цифры («удали 2»), так и текстовые порядковые числительные («удали вторую») с помощью регулярных выражений.</w:t>
+      <w:r>
+        <w:rPr>
+          <w:b/>
+          <w:bCs/>
+        </w:rPr>
+        <w:t>Установка зависимостей:</w:t>
+      </w:r>
+      <w:r>
+        <w:t xml:space="preserve"> </w:t>
+      </w:r>
+      <w:r>
+        <w:rPr>
+          <w:lang w:val="en-US"/>
+        </w:rPr>
+        <w:t>pip</w:t>
+      </w:r>
+      <w:r>
+        <w:t xml:space="preserve"> </w:t>
+      </w:r>
+      <w:r>
+        <w:rPr>
+          <w:lang w:val="en-US"/>
+        </w:rPr>
+        <w:t>install</w:t>
+      </w:r>
+      <w:r>
+        <w:t xml:space="preserve"> </w:t>
+      </w:r>
+      <w:r>
+        <w:rPr>
+          <w:lang w:val="en-US"/>
+        </w:rPr>
+        <w:t>requirements</w:t>
       </w:r>
     </w:p>
     <w:p>
@@ -551,10 +1270,18 @@
           <w:b/>
           <w:bCs/>
         </w:rPr>
-        <w:t>Фильтрация по времени</w:t>
-      </w:r>
-      <w:r>
-        <w:t>: Система автоматически вычисляет временные интервалы (начало и конец дня) для точной выборки данных за «сегодня» или «вчера».</w:t>
+        <w:t>Запуск:</w:t>
+      </w:r>
+      <w:r>
+        <w:t xml:space="preserve"> </w:t>
+      </w:r>
+      <w:proofErr w:type="spellStart"/>
+      <w:r>
+        <w:t>python</w:t>
+      </w:r>
+      <w:proofErr w:type="spellEnd"/>
+      <w:r>
+        <w:t xml:space="preserve"> main.py (сервер поднимется на порту 8000).</w:t>
       </w:r>
     </w:p>
     <w:p>
@@ -569,22 +1296,51 @@
           <w:b/>
           <w:bCs/>
         </w:rPr>
-        <w:t>Приоритезация команд</w:t>
-      </w:r>
-      <w:r>
-        <w:t>: Обработка команд просмотра истории и помощи вынесена выше общей логики записи текста, что предотвращает случайное сохранение системных команд как заметок.</w:t>
-      </w:r>
-    </w:p>
-    <w:p>
-      <w:r>
-        <w:rPr>
-          <w:i/>
-          <w:iCs/>
-        </w:rPr>
+        <w:t>Проброс портов:</w:t>
+      </w:r>
+      <w:r>
+        <w:t xml:space="preserve"> Для тестирования на локальной машине рекомендуется использовать </w:t>
+      </w:r>
+      <w:proofErr w:type="spellStart"/>
+      <w:r>
+        <w:t>ngrok</w:t>
+      </w:r>
+      <w:proofErr w:type="spellEnd"/>
+      <w:r>
+        <w:t xml:space="preserve"> (напр. </w:t>
+      </w:r>
+      <w:proofErr w:type="spellStart"/>
+      <w:r>
+        <w:t>ngrok</w:t>
+      </w:r>
+      <w:proofErr w:type="spellEnd"/>
+      <w:r>
+        <w:t xml:space="preserve"> </w:t>
+      </w:r>
+      <w:proofErr w:type="spellStart"/>
+      <w:r>
+        <w:t>http</w:t>
+      </w:r>
+      <w:proofErr w:type="spellEnd"/>
+      <w:r>
+        <w:t xml:space="preserve"> 8000), так как Алиса требует HTTPS-адрес для </w:t>
+      </w:r>
+      <w:proofErr w:type="spellStart"/>
+      <w:r>
+        <w:t>вебхука</w:t>
+      </w:r>
+      <w:proofErr w:type="spellEnd"/>
+      <w:r>
         <w:t>.</w:t>
       </w:r>
     </w:p>
-    <w:p/>
+    <w:p>
+      <w:pPr>
+        <w:rPr>
+          <w:lang w:val="en-US"/>
+        </w:rPr>
+      </w:pPr>
+    </w:p>
     <w:sectPr>
       <w:pgSz w:w="11906" w:h="16838"/>
       <w:pgMar w:top="1134" w:right="850" w:bottom="1134" w:left="1701" w:header="708" w:footer="708" w:gutter="0"/>
@@ -596,11 +1352,241 @@
 </file>
 
 <file path=word/numbering.xml><?xml version="1.0" encoding="utf-8"?>
-<w:numbering xmlns:wpc="http://schemas.microsoft.com/office/word/2010/wordprocessingCanvas" xmlns:cx="http://schemas.microsoft.com/office/drawing/2014/chartex" xmlns:cx1="http://schemas.microsoft.com/office/drawing/2015/9/8/chartex" xmlns:cx2="http://schemas.microsoft.com/office/drawing/2015/10/21/chartex" xmlns:cx3="http://schemas.microsoft.com/office/drawing/2016/5/9/chartex" xmlns:cx4="http://schemas.microsoft.com/office/drawing/2016/5/10/chartex" xmlns:cx5="http://schemas.microsoft.com/office/drawing/2016/5/11/chartex" xmlns:cx6="http://schemas.microsoft.com/office/drawing/2016/5/12/chartex" xmlns:cx7="http://schemas.microsoft.com/office/drawing/2016/5/13/chartex" xmlns:cx8="http://schemas.microsoft.com/office/drawing/2016/5/14/chartex" xmlns:mc="http://schemas.openxmlformats.org/markup-compatibility/2006" xmlns:aink="http://schemas.microsoft.com/office/drawing/2016/ink" xmlns:am3d="http://schemas.microsoft.com/office/drawing/2017/model3d" xmlns:o="urn:schemas-microsoft-com:office:office" xmlns:oel="http://schemas.microsoft.com/office/2019/extlst" xmlns:r="http://schemas.openxmlformats.org/officeDocument/2006/relationships" xmlns:m="http://schemas.openxmlformats.org/officeDocument/2006/math" xmlns:v="urn:schemas-microsoft-com:vml" xmlns:wp14="http://schemas.microsoft.com/office/word/2010/wordprocessingDrawing" xmlns:wp="http://schemas.openxmlformats.org/drawingml/2006/wordprocessingDrawing" xmlns:w10="urn:schemas-microsoft-com:office:word" xmlns:w="http://schemas.openxmlformats.org/wordprocessingml/2006/main" xmlns:w14="http://schemas.microsoft.com/office/word/2010/wordml" xmlns:w15="http://schemas.microsoft.com/office/word/2012/wordml" xmlns:w16cex="http://schemas.microsoft.com/office/word/2018/wordml/cex" xmlns:w16cid="http://schemas.microsoft.com/office/word/2016/wordml/cid" xmlns:w16="http://schemas.microsoft.com/office/word/2018/wordml" xmlns:w16du="http://schemas.microsoft.com/office/word/2023/wordml/word16du" xmlns:w16sdtdh="http://schemas.microsoft.com/office/word/2020/wordml/sdtdatahash" xmlns:w16se="http://schemas.microsoft.com/office/word/2015/wordml/symex" xmlns:wpg="http://schemas.microsoft.com/office/word/2010/wordprocessingGroup" xmlns:wpi="http://schemas.microsoft.com/office/word/2010/wordprocessingInk" xmlns:wne="http://schemas.microsoft.com/office/word/2006/wordml" xmlns:wps="http://schemas.microsoft.com/office/word/2010/wordprocessingShape" mc:Ignorable="w14 w15 w16se w16cid w16 w16cex w16sdtdh w16du wp14">
+<w:numbering xmlns:wpc="http://schemas.microsoft.com/office/word/2010/wordprocessingCanvas" xmlns:cx="http://schemas.microsoft.com/office/drawing/2014/chartex" xmlns:cx1="http://schemas.microsoft.com/office/drawing/2015/9/8/chartex" xmlns:cx2="http://schemas.microsoft.com/office/drawing/2015/10/21/chartex" xmlns:cx3="http://schemas.microsoft.com/office/drawing/2016/5/9/chartex" xmlns:cx4="http://schemas.microsoft.com/office/drawing/2016/5/10/chartex" xmlns:cx5="http://schemas.microsoft.com/office/drawing/2016/5/11/chartex" xmlns:cx6="http://schemas.microsoft.com/office/drawing/2016/5/12/chartex" xmlns:cx7="http://schemas.microsoft.com/office/drawing/2016/5/13/chartex" xmlns:cx8="http://schemas.microsoft.com/office/drawing/2016/5/14/chartex" xmlns:mc="http://schemas.openxmlformats.org/markup-compatibility/2006" xmlns:aink="http://schemas.microsoft.com/office/drawing/2016/ink" xmlns:am3d="http://schemas.microsoft.com/office/drawing/2017/model3d" xmlns:o="urn:schemas-microsoft-com:office:office" xmlns:oel="http://schemas.microsoft.com/office/2019/extlst" xmlns:r="http://schemas.openxmlformats.org/officeDocument/2006/relationships" xmlns:m="http://schemas.openxmlformats.org/officeDocument/2006/math" xmlns:v="urn:schemas-microsoft-com:vml" xmlns:wp14="http://schemas.microsoft.com/office/word/2010/wordprocessingDrawing" xmlns:wp="http://schemas.openxmlformats.org/drawingml/2006/wordprocessingDrawing" xmlns:w10="urn:schemas-microsoft-com:office:word" xmlns:w="http://schemas.openxmlformats.org/wordprocessingml/2006/main" xmlns:w14="http://schemas.microsoft.com/office/word/2010/wordml" xmlns:w15="http://schemas.microsoft.com/office/word/2012/wordml" xmlns:w16cex="http://schemas.microsoft.com/office/word/2018/wordml/cex" xmlns:w16cid="http://schemas.microsoft.com/office/word/2016/wordml/cid" xmlns:w16="http://schemas.microsoft.com/office/word/2018/wordml" xmlns:w16du="http://schemas.microsoft.com/office/word/2023/wordml/word16du" xmlns:w16sdtdh="http://schemas.microsoft.com/office/word/2020/wordml/sdtdatahash" xmlns:w16sdtfl="http://schemas.microsoft.com/office/word/2024/wordml/sdtformatlock" xmlns:w16se="http://schemas.microsoft.com/office/word/2015/wordml/symex" xmlns:wpg="http://schemas.microsoft.com/office/word/2010/wordprocessingGroup" xmlns:wpi="http://schemas.microsoft.com/office/word/2010/wordprocessingInk" xmlns:wne="http://schemas.microsoft.com/office/word/2006/wordml" xmlns:wps="http://schemas.microsoft.com/office/word/2010/wordprocessingShape" mc:Ignorable="w14 w15 w16se w16cid w16 w16cex w16sdtdh w16sdtfl w16du wp14">
   <w:abstractNum w:abstractNumId="0" w15:restartNumberingAfterBreak="0">
-    <w:nsid w:val="022E56C3"/>
+    <w:nsid w:val="165575B9"/>
     <w:multiLevelType w:val="multilevel"/>
-    <w:tmpl w:val="74A8D42C"/>
+    <w:tmpl w:val="1E1C6258"/>
+    <w:lvl w:ilvl="0">
+      <w:start w:val="1"/>
+      <w:numFmt w:val="decimal"/>
+      <w:lvlText w:val="%1."/>
+      <w:lvlJc w:val="left"/>
+      <w:pPr>
+        <w:tabs>
+          <w:tab w:val="num" w:pos="720"/>
+        </w:tabs>
+        <w:ind w:left="720" w:hanging="360"/>
+      </w:pPr>
+    </w:lvl>
+    <w:lvl w:ilvl="1">
+      <w:start w:val="1"/>
+      <w:numFmt w:val="bullet"/>
+      <w:lvlText w:val="o"/>
+      <w:lvlJc w:val="left"/>
+      <w:pPr>
+        <w:tabs>
+          <w:tab w:val="num" w:pos="1440"/>
+        </w:tabs>
+        <w:ind w:left="1440" w:hanging="360"/>
+      </w:pPr>
+      <w:rPr>
+        <w:rFonts w:ascii="Courier New" w:hAnsi="Courier New" w:hint="default"/>
+        <w:sz w:val="20"/>
+      </w:rPr>
+    </w:lvl>
+    <w:lvl w:ilvl="2" w:tentative="1">
+      <w:start w:val="1"/>
+      <w:numFmt w:val="decimal"/>
+      <w:lvlText w:val="%3."/>
+      <w:lvlJc w:val="left"/>
+      <w:pPr>
+        <w:tabs>
+          <w:tab w:val="num" w:pos="2160"/>
+        </w:tabs>
+        <w:ind w:left="2160" w:hanging="360"/>
+      </w:pPr>
+    </w:lvl>
+    <w:lvl w:ilvl="3" w:tentative="1">
+      <w:start w:val="1"/>
+      <w:numFmt w:val="decimal"/>
+      <w:lvlText w:val="%4."/>
+      <w:lvlJc w:val="left"/>
+      <w:pPr>
+        <w:tabs>
+          <w:tab w:val="num" w:pos="2880"/>
+        </w:tabs>
+        <w:ind w:left="2880" w:hanging="360"/>
+      </w:pPr>
+    </w:lvl>
+    <w:lvl w:ilvl="4" w:tentative="1">
+      <w:start w:val="1"/>
+      <w:numFmt w:val="decimal"/>
+      <w:lvlText w:val="%5."/>
+      <w:lvlJc w:val="left"/>
+      <w:pPr>
+        <w:tabs>
+          <w:tab w:val="num" w:pos="3600"/>
+        </w:tabs>
+        <w:ind w:left="3600" w:hanging="360"/>
+      </w:pPr>
+    </w:lvl>
+    <w:lvl w:ilvl="5" w:tentative="1">
+      <w:start w:val="1"/>
+      <w:numFmt w:val="decimal"/>
+      <w:lvlText w:val="%6."/>
+      <w:lvlJc w:val="left"/>
+      <w:pPr>
+        <w:tabs>
+          <w:tab w:val="num" w:pos="4320"/>
+        </w:tabs>
+        <w:ind w:left="4320" w:hanging="360"/>
+      </w:pPr>
+    </w:lvl>
+    <w:lvl w:ilvl="6" w:tentative="1">
+      <w:start w:val="1"/>
+      <w:numFmt w:val="decimal"/>
+      <w:lvlText w:val="%7."/>
+      <w:lvlJc w:val="left"/>
+      <w:pPr>
+        <w:tabs>
+          <w:tab w:val="num" w:pos="5040"/>
+        </w:tabs>
+        <w:ind w:left="5040" w:hanging="360"/>
+      </w:pPr>
+    </w:lvl>
+    <w:lvl w:ilvl="7" w:tentative="1">
+      <w:start w:val="1"/>
+      <w:numFmt w:val="decimal"/>
+      <w:lvlText w:val="%8."/>
+      <w:lvlJc w:val="left"/>
+      <w:pPr>
+        <w:tabs>
+          <w:tab w:val="num" w:pos="5760"/>
+        </w:tabs>
+        <w:ind w:left="5760" w:hanging="360"/>
+      </w:pPr>
+    </w:lvl>
+    <w:lvl w:ilvl="8" w:tentative="1">
+      <w:start w:val="1"/>
+      <w:numFmt w:val="decimal"/>
+      <w:lvlText w:val="%9."/>
+      <w:lvlJc w:val="left"/>
+      <w:pPr>
+        <w:tabs>
+          <w:tab w:val="num" w:pos="6480"/>
+        </w:tabs>
+        <w:ind w:left="6480" w:hanging="360"/>
+      </w:pPr>
+    </w:lvl>
+  </w:abstractNum>
+  <w:abstractNum w:abstractNumId="1" w15:restartNumberingAfterBreak="0">
+    <w:nsid w:val="1AAA284A"/>
+    <w:multiLevelType w:val="multilevel"/>
+    <w:tmpl w:val="C23C0EDE"/>
+    <w:lvl w:ilvl="0">
+      <w:start w:val="1"/>
+      <w:numFmt w:val="decimal"/>
+      <w:lvlText w:val="%1."/>
+      <w:lvlJc w:val="left"/>
+      <w:pPr>
+        <w:tabs>
+          <w:tab w:val="num" w:pos="720"/>
+        </w:tabs>
+        <w:ind w:left="720" w:hanging="360"/>
+      </w:pPr>
+    </w:lvl>
+    <w:lvl w:ilvl="1" w:tentative="1">
+      <w:start w:val="1"/>
+      <w:numFmt w:val="decimal"/>
+      <w:lvlText w:val="%2."/>
+      <w:lvlJc w:val="left"/>
+      <w:pPr>
+        <w:tabs>
+          <w:tab w:val="num" w:pos="1440"/>
+        </w:tabs>
+        <w:ind w:left="1440" w:hanging="360"/>
+      </w:pPr>
+    </w:lvl>
+    <w:lvl w:ilvl="2" w:tentative="1">
+      <w:start w:val="1"/>
+      <w:numFmt w:val="decimal"/>
+      <w:lvlText w:val="%3."/>
+      <w:lvlJc w:val="left"/>
+      <w:pPr>
+        <w:tabs>
+          <w:tab w:val="num" w:pos="2160"/>
+        </w:tabs>
+        <w:ind w:left="2160" w:hanging="360"/>
+      </w:pPr>
+    </w:lvl>
+    <w:lvl w:ilvl="3" w:tentative="1">
+      <w:start w:val="1"/>
+      <w:numFmt w:val="decimal"/>
+      <w:lvlText w:val="%4."/>
+      <w:lvlJc w:val="left"/>
+      <w:pPr>
+        <w:tabs>
+          <w:tab w:val="num" w:pos="2880"/>
+        </w:tabs>
+        <w:ind w:left="2880" w:hanging="360"/>
+      </w:pPr>
+    </w:lvl>
+    <w:lvl w:ilvl="4" w:tentative="1">
+      <w:start w:val="1"/>
+      <w:numFmt w:val="decimal"/>
+      <w:lvlText w:val="%5."/>
+      <w:lvlJc w:val="left"/>
+      <w:pPr>
+        <w:tabs>
+          <w:tab w:val="num" w:pos="3600"/>
+        </w:tabs>
+        <w:ind w:left="3600" w:hanging="360"/>
+      </w:pPr>
+    </w:lvl>
+    <w:lvl w:ilvl="5" w:tentative="1">
+      <w:start w:val="1"/>
+      <w:numFmt w:val="decimal"/>
+      <w:lvlText w:val="%6."/>
+      <w:lvlJc w:val="left"/>
+      <w:pPr>
+        <w:tabs>
+          <w:tab w:val="num" w:pos="4320"/>
+        </w:tabs>
+        <w:ind w:left="4320" w:hanging="360"/>
+      </w:pPr>
+    </w:lvl>
+    <w:lvl w:ilvl="6" w:tentative="1">
+      <w:start w:val="1"/>
+      <w:numFmt w:val="decimal"/>
+      <w:lvlText w:val="%7."/>
+      <w:lvlJc w:val="left"/>
+      <w:pPr>
+        <w:tabs>
+          <w:tab w:val="num" w:pos="5040"/>
+        </w:tabs>
+        <w:ind w:left="5040" w:hanging="360"/>
+      </w:pPr>
+    </w:lvl>
+    <w:lvl w:ilvl="7" w:tentative="1">
+      <w:start w:val="1"/>
+      <w:numFmt w:val="decimal"/>
+      <w:lvlText w:val="%8."/>
+      <w:lvlJc w:val="left"/>
+      <w:pPr>
+        <w:tabs>
+          <w:tab w:val="num" w:pos="5760"/>
+        </w:tabs>
+        <w:ind w:left="5760" w:hanging="360"/>
+      </w:pPr>
+    </w:lvl>
+    <w:lvl w:ilvl="8" w:tentative="1">
+      <w:start w:val="1"/>
+      <w:numFmt w:val="decimal"/>
+      <w:lvlText w:val="%9."/>
+      <w:lvlJc w:val="left"/>
+      <w:pPr>
+        <w:tabs>
+          <w:tab w:val="num" w:pos="6480"/>
+        </w:tabs>
+        <w:ind w:left="6480" w:hanging="360"/>
+      </w:pPr>
+    </w:lvl>
+  </w:abstractNum>
+  <w:abstractNum w:abstractNumId="2" w15:restartNumberingAfterBreak="0">
+    <w:nsid w:val="293E7C74"/>
+    <w:multiLevelType w:val="multilevel"/>
+    <w:tmpl w:val="7EC6DCFC"/>
     <w:lvl w:ilvl="0">
       <w:start w:val="1"/>
       <w:numFmt w:val="bullet"/>
@@ -746,123 +1732,10 @@
       </w:rPr>
     </w:lvl>
   </w:abstractNum>
-  <w:abstractNum w:abstractNumId="1" w15:restartNumberingAfterBreak="0">
-    <w:nsid w:val="13DB7895"/>
+  <w:abstractNum w:abstractNumId="3" w15:restartNumberingAfterBreak="0">
+    <w:nsid w:val="445B0AB2"/>
     <w:multiLevelType w:val="multilevel"/>
-    <w:tmpl w:val="A09AA5AE"/>
-    <w:lvl w:ilvl="0">
-      <w:start w:val="1"/>
-      <w:numFmt w:val="decimal"/>
-      <w:lvlText w:val="%1."/>
-      <w:lvlJc w:val="left"/>
-      <w:pPr>
-        <w:tabs>
-          <w:tab w:val="num" w:pos="720"/>
-        </w:tabs>
-        <w:ind w:left="720" w:hanging="360"/>
-      </w:pPr>
-    </w:lvl>
-    <w:lvl w:ilvl="1" w:tentative="1">
-      <w:start w:val="1"/>
-      <w:numFmt w:val="decimal"/>
-      <w:lvlText w:val="%2."/>
-      <w:lvlJc w:val="left"/>
-      <w:pPr>
-        <w:tabs>
-          <w:tab w:val="num" w:pos="1440"/>
-        </w:tabs>
-        <w:ind w:left="1440" w:hanging="360"/>
-      </w:pPr>
-    </w:lvl>
-    <w:lvl w:ilvl="2" w:tentative="1">
-      <w:start w:val="1"/>
-      <w:numFmt w:val="decimal"/>
-      <w:lvlText w:val="%3."/>
-      <w:lvlJc w:val="left"/>
-      <w:pPr>
-        <w:tabs>
-          <w:tab w:val="num" w:pos="2160"/>
-        </w:tabs>
-        <w:ind w:left="2160" w:hanging="360"/>
-      </w:pPr>
-    </w:lvl>
-    <w:lvl w:ilvl="3" w:tentative="1">
-      <w:start w:val="1"/>
-      <w:numFmt w:val="decimal"/>
-      <w:lvlText w:val="%4."/>
-      <w:lvlJc w:val="left"/>
-      <w:pPr>
-        <w:tabs>
-          <w:tab w:val="num" w:pos="2880"/>
-        </w:tabs>
-        <w:ind w:left="2880" w:hanging="360"/>
-      </w:pPr>
-    </w:lvl>
-    <w:lvl w:ilvl="4" w:tentative="1">
-      <w:start w:val="1"/>
-      <w:numFmt w:val="decimal"/>
-      <w:lvlText w:val="%5."/>
-      <w:lvlJc w:val="left"/>
-      <w:pPr>
-        <w:tabs>
-          <w:tab w:val="num" w:pos="3600"/>
-        </w:tabs>
-        <w:ind w:left="3600" w:hanging="360"/>
-      </w:pPr>
-    </w:lvl>
-    <w:lvl w:ilvl="5" w:tentative="1">
-      <w:start w:val="1"/>
-      <w:numFmt w:val="decimal"/>
-      <w:lvlText w:val="%6."/>
-      <w:lvlJc w:val="left"/>
-      <w:pPr>
-        <w:tabs>
-          <w:tab w:val="num" w:pos="4320"/>
-        </w:tabs>
-        <w:ind w:left="4320" w:hanging="360"/>
-      </w:pPr>
-    </w:lvl>
-    <w:lvl w:ilvl="6" w:tentative="1">
-      <w:start w:val="1"/>
-      <w:numFmt w:val="decimal"/>
-      <w:lvlText w:val="%7."/>
-      <w:lvlJc w:val="left"/>
-      <w:pPr>
-        <w:tabs>
-          <w:tab w:val="num" w:pos="5040"/>
-        </w:tabs>
-        <w:ind w:left="5040" w:hanging="360"/>
-      </w:pPr>
-    </w:lvl>
-    <w:lvl w:ilvl="7" w:tentative="1">
-      <w:start w:val="1"/>
-      <w:numFmt w:val="decimal"/>
-      <w:lvlText w:val="%8."/>
-      <w:lvlJc w:val="left"/>
-      <w:pPr>
-        <w:tabs>
-          <w:tab w:val="num" w:pos="5760"/>
-        </w:tabs>
-        <w:ind w:left="5760" w:hanging="360"/>
-      </w:pPr>
-    </w:lvl>
-    <w:lvl w:ilvl="8" w:tentative="1">
-      <w:start w:val="1"/>
-      <w:numFmt w:val="decimal"/>
-      <w:lvlText w:val="%9."/>
-      <w:lvlJc w:val="left"/>
-      <w:pPr>
-        <w:tabs>
-          <w:tab w:val="num" w:pos="6480"/>
-        </w:tabs>
-        <w:ind w:left="6480" w:hanging="360"/>
-      </w:pPr>
-    </w:lvl>
-  </w:abstractNum>
-  <w:abstractNum w:abstractNumId="2" w15:restartNumberingAfterBreak="0">
-    <w:nsid w:val="1F21733D"/>
-    <w:multiLevelType w:val="multilevel"/>
-    <w:tmpl w:val="72AE12B8"/>
+    <w:tmpl w:val="E4A055A8"/>
     <w:lvl w:ilvl="0">
       <w:start w:val="1"/>
       <w:numFmt w:val="bullet"/>
@@ -1008,10 +1881,10 @@
       </w:rPr>
     </w:lvl>
   </w:abstractNum>
-  <w:abstractNum w:abstractNumId="3" w15:restartNumberingAfterBreak="0">
-    <w:nsid w:val="2E263587"/>
+  <w:abstractNum w:abstractNumId="4" w15:restartNumberingAfterBreak="0">
+    <w:nsid w:val="4ECA5F3D"/>
     <w:multiLevelType w:val="multilevel"/>
-    <w:tmpl w:val="5F187A34"/>
+    <w:tmpl w:val="ED685844"/>
     <w:lvl w:ilvl="0">
       <w:start w:val="1"/>
       <w:numFmt w:val="bullet"/>
@@ -1028,7 +1901,7 @@
         <w:sz w:val="20"/>
       </w:rPr>
     </w:lvl>
-    <w:lvl w:ilvl="1">
+    <w:lvl w:ilvl="1" w:tentative="1">
       <w:start w:val="1"/>
       <w:numFmt w:val="bullet"/>
       <w:lvlText w:val="o"/>
@@ -1157,23 +2030,26 @@
       </w:rPr>
     </w:lvl>
   </w:abstractNum>
-  <w:num w:numId="1" w16cid:durableId="1161892525">
+  <w:num w:numId="1" w16cid:durableId="639697335">
+    <w:abstractNumId w:val="2"/>
+  </w:num>
+  <w:num w:numId="2" w16cid:durableId="377046378">
+    <w:abstractNumId w:val="0"/>
+  </w:num>
+  <w:num w:numId="3" w16cid:durableId="1047920963">
     <w:abstractNumId w:val="3"/>
   </w:num>
-  <w:num w:numId="2" w16cid:durableId="1284144967">
-    <w:abstractNumId w:val="2"/>
-  </w:num>
-  <w:num w:numId="3" w16cid:durableId="1126657027">
+  <w:num w:numId="4" w16cid:durableId="1397624660">
     <w:abstractNumId w:val="1"/>
   </w:num>
-  <w:num w:numId="4" w16cid:durableId="317005592">
-    <w:abstractNumId w:val="0"/>
+  <w:num w:numId="5" w16cid:durableId="1256786494">
+    <w:abstractNumId w:val="4"/>
   </w:num>
 </w:numbering>
 </file>
 
 <file path=word/styles.xml><?xml version="1.0" encoding="utf-8"?>
-<w:styles xmlns:mc="http://schemas.openxmlformats.org/markup-compatibility/2006" xmlns:r="http://schemas.openxmlformats.org/officeDocument/2006/relationships" xmlns:w="http://schemas.openxmlformats.org/wordprocessingml/2006/main" xmlns:w14="http://schemas.microsoft.com/office/word/2010/wordml" xmlns:w15="http://schemas.microsoft.com/office/word/2012/wordml" xmlns:w16cex="http://schemas.microsoft.com/office/word/2018/wordml/cex" xmlns:w16cid="http://schemas.microsoft.com/office/word/2016/wordml/cid" xmlns:w16="http://schemas.microsoft.com/office/word/2018/wordml" xmlns:w16du="http://schemas.microsoft.com/office/word/2023/wordml/word16du" xmlns:w16sdtdh="http://schemas.microsoft.com/office/word/2020/wordml/sdtdatahash" xmlns:w16se="http://schemas.microsoft.com/office/word/2015/wordml/symex" mc:Ignorable="w14 w15 w16se w16cid w16 w16cex w16sdtdh w16du">
+<w:styles xmlns:mc="http://schemas.openxmlformats.org/markup-compatibility/2006" xmlns:r="http://schemas.openxmlformats.org/officeDocument/2006/relationships" xmlns:w="http://schemas.openxmlformats.org/wordprocessingml/2006/main" xmlns:w14="http://schemas.microsoft.com/office/word/2010/wordml" xmlns:w15="http://schemas.microsoft.com/office/word/2012/wordml" xmlns:w16cex="http://schemas.microsoft.com/office/word/2018/wordml/cex" xmlns:w16cid="http://schemas.microsoft.com/office/word/2016/wordml/cid" xmlns:w16="http://schemas.microsoft.com/office/word/2018/wordml" xmlns:w16du="http://schemas.microsoft.com/office/word/2023/wordml/word16du" xmlns:w16sdtdh="http://schemas.microsoft.com/office/word/2020/wordml/sdtdatahash" xmlns:w16sdtfl="http://schemas.microsoft.com/office/word/2024/wordml/sdtformatlock" xmlns:w16se="http://schemas.microsoft.com/office/word/2015/wordml/symex" mc:Ignorable="w14 w15 w16se w16cid w16 w16cex w16sdtdh w16sdtfl w16du">
   <w:docDefaults>
     <w:rPrDefault>
       <w:rPr>
@@ -1580,7 +2456,7 @@
     <w:link w:val="10"/>
     <w:uiPriority w:val="9"/>
     <w:qFormat/>
-    <w:rsid w:val="00291D00"/>
+    <w:rsid w:val="00D6655C"/>
     <w:pPr>
       <w:keepNext/>
       <w:keepLines/>
@@ -1603,7 +2479,7 @@
     <w:semiHidden/>
     <w:unhideWhenUsed/>
     <w:qFormat/>
-    <w:rsid w:val="00291D00"/>
+    <w:rsid w:val="00D6655C"/>
     <w:pPr>
       <w:keepNext/>
       <w:keepLines/>
@@ -1626,7 +2502,7 @@
     <w:semiHidden/>
     <w:unhideWhenUsed/>
     <w:qFormat/>
-    <w:rsid w:val="00291D00"/>
+    <w:rsid w:val="00D6655C"/>
     <w:pPr>
       <w:keepNext/>
       <w:keepLines/>
@@ -1649,7 +2525,7 @@
     <w:semiHidden/>
     <w:unhideWhenUsed/>
     <w:qFormat/>
-    <w:rsid w:val="00291D00"/>
+    <w:rsid w:val="00D6655C"/>
     <w:pPr>
       <w:keepNext/>
       <w:keepLines/>
@@ -1672,7 +2548,7 @@
     <w:semiHidden/>
     <w:unhideWhenUsed/>
     <w:qFormat/>
-    <w:rsid w:val="00291D00"/>
+    <w:rsid w:val="00D6655C"/>
     <w:pPr>
       <w:keepNext/>
       <w:keepLines/>
@@ -1693,7 +2569,7 @@
     <w:semiHidden/>
     <w:unhideWhenUsed/>
     <w:qFormat/>
-    <w:rsid w:val="00291D00"/>
+    <w:rsid w:val="00D6655C"/>
     <w:pPr>
       <w:keepNext/>
       <w:keepLines/>
@@ -1716,7 +2592,7 @@
     <w:semiHidden/>
     <w:unhideWhenUsed/>
     <w:qFormat/>
-    <w:rsid w:val="00291D00"/>
+    <w:rsid w:val="00D6655C"/>
     <w:pPr>
       <w:keepNext/>
       <w:keepLines/>
@@ -1737,7 +2613,7 @@
     <w:semiHidden/>
     <w:unhideWhenUsed/>
     <w:qFormat/>
-    <w:rsid w:val="00291D00"/>
+    <w:rsid w:val="00D6655C"/>
     <w:pPr>
       <w:keepNext/>
       <w:keepLines/>
@@ -1760,7 +2636,7 @@
     <w:semiHidden/>
     <w:unhideWhenUsed/>
     <w:qFormat/>
-    <w:rsid w:val="00291D00"/>
+    <w:rsid w:val="00D6655C"/>
     <w:pPr>
       <w:keepNext/>
       <w:keepLines/>
@@ -1803,7 +2679,7 @@
     <w:basedOn w:val="a0"/>
     <w:link w:val="1"/>
     <w:uiPriority w:val="9"/>
-    <w:rsid w:val="00291D00"/>
+    <w:rsid w:val="00D6655C"/>
     <w:rPr>
       <w:rFonts w:asciiTheme="majorHAnsi" w:eastAsiaTheme="majorEastAsia" w:hAnsiTheme="majorHAnsi" w:cstheme="majorBidi"/>
       <w:color w:val="0F4761" w:themeColor="accent1" w:themeShade="BF"/>
@@ -1817,7 +2693,7 @@
     <w:link w:val="2"/>
     <w:uiPriority w:val="9"/>
     <w:semiHidden/>
-    <w:rsid w:val="00291D00"/>
+    <w:rsid w:val="00D6655C"/>
     <w:rPr>
       <w:rFonts w:asciiTheme="majorHAnsi" w:eastAsiaTheme="majorEastAsia" w:hAnsiTheme="majorHAnsi" w:cstheme="majorBidi"/>
       <w:color w:val="0F4761" w:themeColor="accent1" w:themeShade="BF"/>
@@ -1831,7 +2707,7 @@
     <w:link w:val="3"/>
     <w:uiPriority w:val="9"/>
     <w:semiHidden/>
-    <w:rsid w:val="00291D00"/>
+    <w:rsid w:val="00D6655C"/>
     <w:rPr>
       <w:rFonts w:eastAsiaTheme="majorEastAsia" w:cstheme="majorBidi"/>
       <w:color w:val="0F4761" w:themeColor="accent1" w:themeShade="BF"/>
@@ -1845,7 +2721,7 @@
     <w:link w:val="4"/>
     <w:uiPriority w:val="9"/>
     <w:semiHidden/>
-    <w:rsid w:val="00291D00"/>
+    <w:rsid w:val="00D6655C"/>
     <w:rPr>
       <w:rFonts w:eastAsiaTheme="majorEastAsia" w:cstheme="majorBidi"/>
       <w:i/>
@@ -1859,7 +2735,7 @@
     <w:link w:val="5"/>
     <w:uiPriority w:val="9"/>
     <w:semiHidden/>
-    <w:rsid w:val="00291D00"/>
+    <w:rsid w:val="00D6655C"/>
     <w:rPr>
       <w:rFonts w:eastAsiaTheme="majorEastAsia" w:cstheme="majorBidi"/>
       <w:color w:val="0F4761" w:themeColor="accent1" w:themeShade="BF"/>
@@ -1871,7 +2747,7 @@
     <w:link w:val="6"/>
     <w:uiPriority w:val="9"/>
     <w:semiHidden/>
-    <w:rsid w:val="00291D00"/>
+    <w:rsid w:val="00D6655C"/>
     <w:rPr>
       <w:rFonts w:eastAsiaTheme="majorEastAsia" w:cstheme="majorBidi"/>
       <w:i/>
@@ -1885,7 +2761,7 @@
     <w:link w:val="7"/>
     <w:uiPriority w:val="9"/>
     <w:semiHidden/>
-    <w:rsid w:val="00291D00"/>
+    <w:rsid w:val="00D6655C"/>
     <w:rPr>
       <w:rFonts w:eastAsiaTheme="majorEastAsia" w:cstheme="majorBidi"/>
       <w:color w:val="595959" w:themeColor="text1" w:themeTint="A6"/>
@@ -1897,7 +2773,7 @@
     <w:link w:val="8"/>
     <w:uiPriority w:val="9"/>
     <w:semiHidden/>
-    <w:rsid w:val="00291D00"/>
+    <w:rsid w:val="00D6655C"/>
     <w:rPr>
       <w:rFonts w:eastAsiaTheme="majorEastAsia" w:cstheme="majorBidi"/>
       <w:i/>
@@ -1911,7 +2787,7 @@
     <w:link w:val="9"/>
     <w:uiPriority w:val="9"/>
     <w:semiHidden/>
-    <w:rsid w:val="00291D00"/>
+    <w:rsid w:val="00D6655C"/>
     <w:rPr>
       <w:rFonts w:eastAsiaTheme="majorEastAsia" w:cstheme="majorBidi"/>
       <w:color w:val="272727" w:themeColor="text1" w:themeTint="D8"/>
@@ -1924,7 +2800,7 @@
     <w:link w:val="a4"/>
     <w:uiPriority w:val="10"/>
     <w:qFormat/>
-    <w:rsid w:val="00291D00"/>
+    <w:rsid w:val="00D6655C"/>
     <w:pPr>
       <w:spacing w:after="80" w:line="240" w:lineRule="auto"/>
       <w:contextualSpacing/>
@@ -1942,7 +2818,7 @@
     <w:basedOn w:val="a0"/>
     <w:link w:val="a3"/>
     <w:uiPriority w:val="10"/>
-    <w:rsid w:val="00291D00"/>
+    <w:rsid w:val="00D6655C"/>
     <w:rPr>
       <w:rFonts w:asciiTheme="majorHAnsi" w:eastAsiaTheme="majorEastAsia" w:hAnsiTheme="majorHAnsi" w:cstheme="majorBidi"/>
       <w:spacing w:val="-10"/>
@@ -1958,7 +2834,7 @@
     <w:link w:val="a6"/>
     <w:uiPriority w:val="11"/>
     <w:qFormat/>
-    <w:rsid w:val="00291D00"/>
+    <w:rsid w:val="00D6655C"/>
     <w:pPr>
       <w:numPr>
         <w:ilvl w:val="1"/>
@@ -1977,7 +2853,7 @@
     <w:basedOn w:val="a0"/>
     <w:link w:val="a5"/>
     <w:uiPriority w:val="11"/>
-    <w:rsid w:val="00291D00"/>
+    <w:rsid w:val="00D6655C"/>
     <w:rPr>
       <w:rFonts w:eastAsiaTheme="majorEastAsia" w:cstheme="majorBidi"/>
       <w:color w:val="595959" w:themeColor="text1" w:themeTint="A6"/>
@@ -1993,7 +2869,7 @@
     <w:link w:val="22"/>
     <w:uiPriority w:val="29"/>
     <w:qFormat/>
-    <w:rsid w:val="00291D00"/>
+    <w:rsid w:val="00D6655C"/>
     <w:pPr>
       <w:spacing w:before="160"/>
       <w:jc w:val="center"/>
@@ -2009,7 +2885,7 @@
     <w:basedOn w:val="a0"/>
     <w:link w:val="21"/>
     <w:uiPriority w:val="29"/>
-    <w:rsid w:val="00291D00"/>
+    <w:rsid w:val="00D6655C"/>
     <w:rPr>
       <w:i/>
       <w:iCs/>
@@ -2021,7 +2897,7 @@
     <w:basedOn w:val="a"/>
     <w:uiPriority w:val="34"/>
     <w:qFormat/>
-    <w:rsid w:val="00291D00"/>
+    <w:rsid w:val="00D6655C"/>
     <w:pPr>
       <w:ind w:left="720"/>
       <w:contextualSpacing/>
@@ -2032,7 +2908,7 @@
     <w:basedOn w:val="a0"/>
     <w:uiPriority w:val="21"/>
     <w:qFormat/>
-    <w:rsid w:val="00291D00"/>
+    <w:rsid w:val="00D6655C"/>
     <w:rPr>
       <w:i/>
       <w:iCs/>
@@ -2046,7 +2922,7 @@
     <w:link w:val="aa"/>
     <w:uiPriority w:val="30"/>
     <w:qFormat/>
-    <w:rsid w:val="00291D00"/>
+    <w:rsid w:val="00D6655C"/>
     <w:pPr>
       <w:pBdr>
         <w:top w:val="single" w:sz="4" w:space="10" w:color="0F4761" w:themeColor="accent1" w:themeShade="BF"/>
@@ -2067,7 +2943,7 @@
     <w:basedOn w:val="a0"/>
     <w:link w:val="a9"/>
     <w:uiPriority w:val="30"/>
-    <w:rsid w:val="00291D00"/>
+    <w:rsid w:val="00D6655C"/>
     <w:rPr>
       <w:i/>
       <w:iCs/>
@@ -2079,7 +2955,7 @@
     <w:basedOn w:val="a0"/>
     <w:uiPriority w:val="32"/>
     <w:qFormat/>
-    <w:rsid w:val="00291D00"/>
+    <w:rsid w:val="00D6655C"/>
     <w:rPr>
       <w:b/>
       <w:bCs/>
@@ -2297,13 +3173,6 @@
         </a:gradFill>
       </a:fillStyleLst>
       <a:lnStyleLst>
-        <a:ln w="6350" cap="flat" cmpd="sng" algn="ctr">
-          <a:solidFill>
-            <a:schemeClr val="phClr"/>
-          </a:solidFill>
-          <a:prstDash val="solid"/>
-          <a:miter lim="800000"/>
-        </a:ln>
         <a:ln w="12700" cap="flat" cmpd="sng" algn="ctr">
           <a:solidFill>
             <a:schemeClr val="phClr"/>
@@ -2312,6 +3181,13 @@
           <a:miter lim="800000"/>
         </a:ln>
         <a:ln w="19050" cap="flat" cmpd="sng" algn="ctr">
+          <a:solidFill>
+            <a:schemeClr val="phClr"/>
+          </a:solidFill>
+          <a:prstDash val="solid"/>
+          <a:miter lim="800000"/>
+        </a:ln>
+        <a:ln w="25400" cap="flat" cmpd="sng" algn="ctr">
           <a:solidFill>
             <a:schemeClr val="phClr"/>
           </a:solidFill>
@@ -2376,7 +3252,27 @@
       </a:bgFillStyleLst>
     </a:fmtScheme>
   </a:themeElements>
-  <a:objectDefaults/>
+  <a:objectDefaults>
+    <a:lnDef>
+      <a:spPr/>
+      <a:bodyPr/>
+      <a:lstStyle/>
+      <a:style>
+        <a:lnRef idx="2">
+          <a:schemeClr val="accent1"/>
+        </a:lnRef>
+        <a:fillRef idx="0">
+          <a:schemeClr val="accent1"/>
+        </a:fillRef>
+        <a:effectRef idx="1">
+          <a:schemeClr val="accent1"/>
+        </a:effectRef>
+        <a:fontRef idx="minor">
+          <a:schemeClr val="tx1"/>
+        </a:fontRef>
+      </a:style>
+    </a:lnDef>
+  </a:objectDefaults>
   <a:extraClrSchemeLst/>
   <a:extLst>
     <a:ext uri="{05A4C25C-085E-4340-85A3-A5531E510DB2}">
